--- a/projects/valuepickr-open-screen/docs/Wockhardt Ltd.docx
+++ b/projects/valuepickr-open-screen/docs/Wockhardt Ltd.docx
@@ -1999,7 +1999,7 @@
         <w:spacing w:after="120" w:before="280"/>
       </w:pPr>
       <w:r>
-        <w:t xml:space="preserve">Ishmohit-Lens Checks (value chain · earnings quality · growth trajectory · management · global-signal check)</w:t>
+        <w:t xml:space="preserve">Ishmohit-Lens Checks (value chain · earnings quality · growth trajectory · management · quality metrics · track record · global-signal check)</w:t>
       </w:r>
     </w:p>
     <w:p>
@@ -2690,6 +2690,40 @@
     </w:tbl>
     <w:p>
       <w:pPr>
+        <w:spacing w:after="60" w:before="120"/>
+      </w:pPr>
+      <w:r>
+        <w:rPr>
+          <w:b/>
+          <w:bCs/>
+          <w:sz w:val="20"/>
+          <w:szCs w:val="20"/>
+        </w:rPr>
+        <w:t xml:space="preserve">Track record (Coffee Can persistence check): </w:t>
+      </w:r>
+      <w:r>
+        <w:rPr>
+          <w:sz w:val="20"/>
+          <w:szCs w:val="20"/>
+        </w:rPr>
+        <w:t xml:space="preserve">cleared revenue growth ≥10% AND ROCE ≥15% in 0 of the last 11 years (consistency_score 0)</w:t>
+      </w:r>
+    </w:p>
+    <w:p>
+      <w:pPr>
+        <w:spacing w:after="120"/>
+      </w:pPr>
+      <w:r>
+        <w:rPr>
+          <w:color w:val="666666"/>
+          <w:sz w:val="18"/>
+          <w:szCs w:val="18"/>
+        </w:rPr>
+        <w:t xml:space="preserve">FY16-FY26 (screener consolidated): ROCE below 15% every year -- largely negative FY17-FY24 on USFDA/plant remediation and losses, only 4% FY25 and 8% FY26; revenue declined or grew &lt;10% in most years. 0 of 11 years cleared the growth+ROCE bar. FY26 (revenue +12%, OPM 19%, ROCE 8%) is a first turnaround year, not a track record.</w:t>
+      </w:r>
+    </w:p>
+    <w:p>
+      <w:pPr>
         <w:pStyle w:val="Heading1"/>
         <w:spacing w:after="120" w:before="280"/>
       </w:pPr>
@@ -2765,6 +2799,38 @@
           <w:szCs w:val="18"/>
         </w:rPr>
         <w:t xml:space="preserve">Every time a trusted user expresses clear conviction on this stock, most recent first — this section accumulates over time, it isn't a one-time snapshot.</w:t>
+      </w:r>
+    </w:p>
+    <w:p>
+      <w:pPr>
+        <w:spacing w:after="100"/>
+      </w:pPr>
+      <w:r>
+        <w:rPr>
+          <w:b/>
+          <w:bCs/>
+          <w:sz w:val="20"/>
+          <w:szCs w:val="20"/>
+        </w:rPr>
+        <w:t xml:space="preserve">2026-06-20 — Cshar</w:t>
+      </w:r>
+      <w:r>
+        <w:rPr>
+          <w:i/>
+          <w:iCs/>
+          <w:color w:val="666666"/>
+          <w:sz w:val="18"/>
+          <w:szCs w:val="18"/>
+        </w:rPr>
+        <w:t xml:space="preserve"> (Midhun's Investment journey, post #79 (elevated tier))</w:t>
+      </w:r>
+      <w:r>
+        <w:rPr>
+          <w:sz w:val="20"/>
+          <w:szCs w:val="20"/>
+        </w:rPr>
+        <w:br/>
+        <w:t xml:space="preserve">: "Wockhardt has done wonders as its my top bet and not for sale for next 8-10 year or a market cap above 1 lk crore." Primacy language ("my top bet") -&gt; very-high strength, but Cshar is elevated tier so no conviction floor; treated as a one-notch bump. Corroborates existing Ghonarbochon very-high signal.</w:t>
       </w:r>
     </w:p>
     <w:p>
